--- a/docs/Matriz de trazabilidad v1 — PrestaShop.docx
+++ b/docs/Matriz de trazabilidad v1 — PrestaShop.docx
@@ -1817,7 +1817,7 @@
                 <w:sz w:val="18"/>
                 <w:szCs w:val="18"/>
               </w:rPr>
-              <w:t xml:space="preserve"> módulo de prioridad alta. Lo cubre la sesión exploratoria 1.</w:t>
+              <w:t xml:space="preserve"> módulo de prioridad alta. La sesión exploratoria 1 empieza por aquí (por ejecutar).</w:t>
             </w:r>
           </w:p>
         </w:tc>

--- a/docs/Matriz de trazabilidad v1 — PrestaShop.docx
+++ b/docs/Matriz de trazabilidad v1 — PrestaShop.docx
@@ -109,7 +109,7 @@
                 <w:sz w:val="20"/>
                 <w:szCs w:val="20"/>
               </w:rPr>
-              <w:t xml:space="preserve"> con sus casos de prueba y con los defectos hallados. 4 requisitos tienen casos ejecutados (cobertura </w:t>
+              <w:t xml:space="preserve"> con sus casos de prueba y con los defectos hallados. 5 requisitos tienen casos ejecutados (cobertura </w:t>
             </w:r>
             <w:r>
               <w:rPr>
@@ -118,14 +118,14 @@
                 <w:sz w:val="20"/>
                 <w:szCs w:val="20"/>
               </w:rPr>
-              <w:t xml:space="preserve">57 %</w:t>
+              <w:t xml:space="preserve">71 %</w:t>
             </w:r>
             <w:r>
               <w:rPr>
                 <w:sz w:val="20"/>
                 <w:szCs w:val="20"/>
               </w:rPr>
-              <w:t xml:space="preserve">) y 3 quedan como huecos: compra completa (R4), cuenta (R6) y catálogo (R7). Los requisitos están inferidos de la pantalla porque la demo no publica un documento de requisitos.</w:t>
+              <w:t xml:space="preserve">) y 2 quedan como huecos: compra completa (R4) y catálogo (R7). R6 (cuenta) se cubrió en parte el 21 de octubre con la tabla de decisión y la sesión exploratoria 1. Los requisitos están inferidos de la pantalla porque la demo no publica un documento de requisitos.</w:t>
             </w:r>
           </w:p>
         </w:tc>
@@ -277,7 +277,7 @@
                 <w:sz w:val="18"/>
                 <w:szCs w:val="18"/>
               </w:rPr>
-              <w:t xml:space="preserve">19 de octubre de 2026</w:t>
+              <w:t xml:space="preserve">19 de octubre de 2026 · actualizada el 21 de octubre de 2026 (R6)</w:t>
             </w:r>
           </w:p>
         </w:tc>
@@ -343,7 +343,7 @@
                 <w:sz w:val="18"/>
                 <w:szCs w:val="18"/>
               </w:rPr>
-              <w:t xml:space="preserve">Casos de prueba manuales v1 (CP-01 a CP-12), pruebas rápidas de accesibilidad 1 a 5 y Reporte de defectos v1</w:t>
+              <w:t xml:space="preserve">Casos de prueba manuales v1 (CP-01 a CP-12), pruebas rápidas de accesibilidad 1 a 5, Tabla de decisión v1 (TD-01 a TD-04), sesión exploratoria 1 y Reporte de defectos v1</w:t>
             </w:r>
           </w:p>
         </w:tc>
@@ -1716,108 +1716,106 @@
             </w:pPr>
             <w:r>
               <w:rPr>
+                <w:sz w:val="18"/>
+                <w:szCs w:val="18"/>
+              </w:rPr>
+              <w:t xml:space="preserve">TD-01, TD-02, TD-03, TD-04 y sesión exploratoria 1</w:t>
+            </w:r>
+          </w:p>
+        </w:tc>
+        <w:tc>
+          <w:tcPr>
+            <w:tcW w:w="1500" w:type="dxa"/>
+            <w:tcBorders>
+              <w:top w:val="single" w:sz="4" w:space="0" w:color="C9CFD4"/>
+              <w:left w:val="single" w:sz="4" w:space="0" w:color="C9CFD4"/>
+              <w:bottom w:val="single" w:sz="4" w:space="0" w:color="C9CFD4"/>
+              <w:right w:val="single" w:sz="4" w:space="0" w:color="C9CFD4"/>
+            </w:tcBorders>
+            <w:tcMar>
+              <w:top w:w="70" w:type="dxa"/>
+              <w:left w:w="100" w:type="dxa"/>
+              <w:bottom w:w="70" w:type="dxa"/>
+              <w:right w:w="100" w:type="dxa"/>
+            </w:tcMar>
+          </w:tcPr>
+          <w:p>
+            <w:pPr>
+              <w:spacing w:after="30"/>
+            </w:pPr>
+            <w:r>
+              <w:rPr>
+                <w:sz w:val="18"/>
+                <w:szCs w:val="18"/>
+              </w:rPr>
+              <w:t xml:space="preserve">TD-02 pasó; TD-01, TD-03 y TD-04 por ejecutar; sesión exploratoria 1 hecha</w:t>
+            </w:r>
+          </w:p>
+        </w:tc>
+        <w:tc>
+          <w:tcPr>
+            <w:tcW w:w="1100" w:type="dxa"/>
+            <w:tcBorders>
+              <w:top w:val="single" w:sz="4" w:space="0" w:color="C9CFD4"/>
+              <w:left w:val="single" w:sz="4" w:space="0" w:color="C9CFD4"/>
+              <w:bottom w:val="single" w:sz="4" w:space="0" w:color="C9CFD4"/>
+              <w:right w:val="single" w:sz="4" w:space="0" w:color="C9CFD4"/>
+            </w:tcBorders>
+            <w:tcMar>
+              <w:top w:w="70" w:type="dxa"/>
+              <w:left w:w="100" w:type="dxa"/>
+              <w:bottom w:w="70" w:type="dxa"/>
+              <w:right w:w="100" w:type="dxa"/>
+            </w:tcMar>
+          </w:tcPr>
+          <w:p>
+            <w:pPr>
+              <w:spacing w:after="30"/>
+            </w:pPr>
+            <w:r>
+              <w:rPr>
+                <w:sz w:val="18"/>
+                <w:szCs w:val="18"/>
+              </w:rPr>
+              <w:t xml:space="preserve">DEF-03, DEF-04</w:t>
+            </w:r>
+          </w:p>
+        </w:tc>
+        <w:tc>
+          <w:tcPr>
+            <w:tcW w:w="2300" w:type="dxa"/>
+            <w:tcBorders>
+              <w:top w:val="single" w:sz="4" w:space="0" w:color="C9CFD4"/>
+              <w:left w:val="single" w:sz="4" w:space="0" w:color="C9CFD4"/>
+              <w:bottom w:val="single" w:sz="4" w:space="0" w:color="C9CFD4"/>
+              <w:right w:val="single" w:sz="4" w:space="0" w:color="C9CFD4"/>
+            </w:tcBorders>
+            <w:tcMar>
+              <w:top w:w="70" w:type="dxa"/>
+              <w:left w:w="100" w:type="dxa"/>
+              <w:bottom w:w="70" w:type="dxa"/>
+              <w:right w:w="100" w:type="dxa"/>
+            </w:tcMar>
+          </w:tcPr>
+          <w:p>
+            <w:pPr>
+              <w:spacing w:after="30"/>
+            </w:pPr>
+            <w:r>
+              <w:rPr>
                 <w:b/>
                 <w:bCs/>
                 <w:sz w:val="18"/>
                 <w:szCs w:val="18"/>
               </w:rPr>
-              <w:t xml:space="preserve">SIN CASOS</w:t>
-            </w:r>
-          </w:p>
-        </w:tc>
-        <w:tc>
-          <w:tcPr>
-            <w:tcW w:w="1500" w:type="dxa"/>
-            <w:tcBorders>
-              <w:top w:val="single" w:sz="4" w:space="0" w:color="C9CFD4"/>
-              <w:left w:val="single" w:sz="4" w:space="0" w:color="C9CFD4"/>
-              <w:bottom w:val="single" w:sz="4" w:space="0" w:color="C9CFD4"/>
-              <w:right w:val="single" w:sz="4" w:space="0" w:color="C9CFD4"/>
-            </w:tcBorders>
-            <w:tcMar>
-              <w:top w:w="70" w:type="dxa"/>
-              <w:left w:w="100" w:type="dxa"/>
-              <w:bottom w:w="70" w:type="dxa"/>
-              <w:right w:w="100" w:type="dxa"/>
-            </w:tcMar>
-          </w:tcPr>
-          <w:p>
-            <w:pPr>
-              <w:spacing w:after="30"/>
-            </w:pPr>
-            <w:r>
-              <w:rPr>
-                <w:sz w:val="18"/>
-                <w:szCs w:val="18"/>
-              </w:rPr>
-              <w:t xml:space="preserve">Sin ejecutar</w:t>
-            </w:r>
-          </w:p>
-        </w:tc>
-        <w:tc>
-          <w:tcPr>
-            <w:tcW w:w="1100" w:type="dxa"/>
-            <w:tcBorders>
-              <w:top w:val="single" w:sz="4" w:space="0" w:color="C9CFD4"/>
-              <w:left w:val="single" w:sz="4" w:space="0" w:color="C9CFD4"/>
-              <w:bottom w:val="single" w:sz="4" w:space="0" w:color="C9CFD4"/>
-              <w:right w:val="single" w:sz="4" w:space="0" w:color="C9CFD4"/>
-            </w:tcBorders>
-            <w:tcMar>
-              <w:top w:w="70" w:type="dxa"/>
-              <w:left w:w="100" w:type="dxa"/>
-              <w:bottom w:w="70" w:type="dxa"/>
-              <w:right w:w="100" w:type="dxa"/>
-            </w:tcMar>
-          </w:tcPr>
-          <w:p>
-            <w:pPr>
-              <w:spacing w:after="30"/>
-            </w:pPr>
-            <w:r>
-              <w:rPr>
-                <w:sz w:val="18"/>
-                <w:szCs w:val="18"/>
-              </w:rPr>
-              <w:t xml:space="preserve">—</w:t>
-            </w:r>
-          </w:p>
-        </w:tc>
-        <w:tc>
-          <w:tcPr>
-            <w:tcW w:w="2300" w:type="dxa"/>
-            <w:tcBorders>
-              <w:top w:val="single" w:sz="4" w:space="0" w:color="C9CFD4"/>
-              <w:left w:val="single" w:sz="4" w:space="0" w:color="C9CFD4"/>
-              <w:bottom w:val="single" w:sz="4" w:space="0" w:color="C9CFD4"/>
-              <w:right w:val="single" w:sz="4" w:space="0" w:color="C9CFD4"/>
-            </w:tcBorders>
-            <w:tcMar>
-              <w:top w:w="70" w:type="dxa"/>
-              <w:left w:w="100" w:type="dxa"/>
-              <w:bottom w:w="70" w:type="dxa"/>
-              <w:right w:w="100" w:type="dxa"/>
-            </w:tcMar>
-          </w:tcPr>
-          <w:p>
-            <w:pPr>
-              <w:spacing w:after="30"/>
-            </w:pPr>
-            <w:r>
-              <w:rPr>
-                <w:b/>
-                <w:bCs/>
-                <w:sz w:val="18"/>
-                <w:szCs w:val="18"/>
-              </w:rPr>
-              <w:t xml:space="preserve">HUECO DE COBERTURA:</w:t>
-            </w:r>
-            <w:r>
-              <w:rPr>
-                <w:sz w:val="18"/>
-                <w:szCs w:val="18"/>
-              </w:rPr>
-              <w:t xml:space="preserve"> módulo de prioridad alta. La sesión exploratoria 1 empieza por aquí (por ejecutar).</w:t>
+              <w:t xml:space="preserve">CUBIERTO EN PARTE:</w:t>
+            </w:r>
+            <w:r>
+              <w:rPr>
+                <w:sz w:val="18"/>
+                <w:szCs w:val="18"/>
+              </w:rPr>
+              <w:t xml:space="preserve"> falta crear una cuenta real (TD-01) e iniciar y cerrar sesión; necesitan una contraseña válida.</w:t>
             </w:r>
           </w:p>
         </w:tc>
@@ -2064,7 +2062,21 @@
       </w:pPr>
       <w:r>
         <w:rPr/>
-        <w:t xml:space="preserve">R6 (Log in y Sign up) y R7 (Catalog) no tienen casos. Son módulos de prioridad alta, así que son los huecos principales.</w:t>
+        <w:t xml:space="preserve">R7 (Catalog) no tiene casos. Es un módulo de prioridad alta, así que es el hueco principal.</w:t>
+      </w:r>
+    </w:p>
+    <w:p>
+      <w:pPr>
+        <w:pStyle w:val="Prrafodelista"/>
+        <w:numPr>
+          <w:ilvl w:val="0"/>
+          <w:numId w:val="2"/>
+        </w:numPr>
+        <w:spacing w:after="80" w:line="290" w:lineRule="auto"/>
+      </w:pPr>
+      <w:r>
+        <w:rPr/>
+        <w:t xml:space="preserve">R6 (Log in y Sign up) tiene 4 casos de la tabla de decisión (1 ejecutado) y la sesión exploratoria 1, pero falta crear una cuenta real, el inicio y el cierre de sesión y el correo ya registrado.</w:t>
       </w:r>
     </w:p>
     <w:p>
@@ -2106,7 +2118,7 @@
       </w:pPr>
       <w:r>
         <w:rPr/>
-        <w:t xml:space="preserve">No hay casos sin requisito: los 12 casos del carrito y las 5 pruebas de accesibilidad quedaron asociados.</w:t>
+        <w:t xml:space="preserve">No hay casos sin requisito: los 12 casos del carrito, las 5 pruebas de accesibilidad y los 4 casos de la tabla de decisión quedaron asociados.</w:t>
       </w:r>
     </w:p>
     <w:p>
@@ -2169,6 +2181,20 @@
     </w:p>
     <w:p>
       <w:pPr>
+        <w:pStyle w:val="Prrafodelista"/>
+        <w:numPr>
+          <w:ilvl w:val="0"/>
+          <w:numId w:val="2"/>
+        </w:numPr>
+        <w:spacing w:after="80" w:line="290" w:lineRule="auto"/>
+      </w:pPr>
+      <w:r>
+        <w:rPr/>
+        <w:t xml:space="preserve">R6 tiene dos defectos de la sesión exploratoria 1: DEF-03 (error 500 con un correo que termina en «@») y DEF-04 (mensaje de formato para una fecha futura). Los dos son de severidad media o baja.</w:t>
+      </w:r>
+    </w:p>
+    <w:p>
+      <w:pPr>
         <w:pStyle w:val="Ttulo2"/>
         <w:spacing w:before="220" w:after="100"/>
       </w:pPr>
@@ -2360,7 +2386,7 @@
                 <w:sz w:val="18"/>
                 <w:szCs w:val="18"/>
               </w:rPr>
-              <w:t xml:space="preserve">4 de 7 (R1, R2, R3 y R5)</w:t>
+              <w:t xml:space="preserve">5 de 7 (R1, R2, R3, R5 y R6)</w:t>
             </w:r>
           </w:p>
         </w:tc>
@@ -2389,7 +2415,7 @@
                 <w:sz w:val="18"/>
                 <w:szCs w:val="18"/>
               </w:rPr>
-              <w:t xml:space="preserve">57 %</w:t>
+              <w:t xml:space="preserve">71 %</w:t>
             </w:r>
           </w:p>
         </w:tc>
@@ -2452,7 +2478,7 @@
                 <w:sz w:val="18"/>
                 <w:szCs w:val="18"/>
               </w:rPr>
-              <w:t xml:space="preserve">4 de 7 (R1, R2, R3 y R5)</w:t>
+              <w:t xml:space="preserve">5 de 7 (R1, R2, R3, R5 y R6)</w:t>
             </w:r>
           </w:p>
         </w:tc>
@@ -2481,7 +2507,7 @@
                 <w:sz w:val="18"/>
                 <w:szCs w:val="18"/>
               </w:rPr>
-              <w:t xml:space="preserve">57 %</w:t>
+              <w:t xml:space="preserve">71 %</w:t>
             </w:r>
           </w:p>
         </w:tc>
@@ -2544,7 +2570,7 @@
                 <w:sz w:val="18"/>
                 <w:szCs w:val="18"/>
               </w:rPr>
-              <w:t xml:space="preserve">3 de 7 (R4, R6 y R7)</w:t>
+              <w:t xml:space="preserve">2 de 7 (R4 y R7)</w:t>
             </w:r>
           </w:p>
         </w:tc>
@@ -2573,7 +2599,7 @@
                 <w:sz w:val="18"/>
                 <w:szCs w:val="18"/>
               </w:rPr>
-              <w:t xml:space="preserve">43 %</w:t>
+              <w:t xml:space="preserve">29 %</w:t>
             </w:r>
           </w:p>
         </w:tc>
@@ -2597,7 +2623,7 @@
       </w:r>
       <w:r>
         <w:rPr/>
-        <w:t xml:space="preserve"> la cobertura mide presencia de casos, no su calidad. R1 a R3 tienen casos de clases de equivalencia y valores límite (0, 1, 2, 299, 300 y 301), pero de un solo producto; R5 tiene pruebas manuales rápidas, no una auditoría completa.</w:t>
+        <w:t xml:space="preserve"> la cobertura mide presencia de casos, no su calidad. R1 a R3 tienen casos de clases de equivalencia y valores límite (0, 1, 2, 299, 300 y 301), pero de un solo producto; R5 tiene pruebas manuales rápidas, no una auditoría completa; R6 cuenta como ejecutado con 1 de sus 4 casos.</w:t>
       </w:r>
     </w:p>
     <w:p>
@@ -2888,7 +2914,7 @@
                 <w:sz w:val="18"/>
                 <w:szCs w:val="18"/>
               </w:rPr>
-              <w:t xml:space="preserve">Pendiente</w:t>
+              <w:t xml:space="preserve">En curso: faltan TD-01, TD-03 y TD-04</w:t>
             </w:r>
           </w:p>
         </w:tc>
@@ -3315,6 +3341,127 @@
                 <w:szCs w:val="18"/>
               </w:rPr>
               <w:t xml:space="preserve">Confirmar con el instructor si el contraste de los números de pasos del checkout (1.49 : 1) se reporta.</w:t>
+            </w:r>
+          </w:p>
+        </w:tc>
+        <w:tc>
+          <w:tcPr>
+            <w:tcW w:w="1800" w:type="dxa"/>
+            <w:tcBorders>
+              <w:top w:val="single" w:sz="4" w:space="0" w:color="C9CFD4"/>
+              <w:left w:val="single" w:sz="4" w:space="0" w:color="C9CFD4"/>
+              <w:bottom w:val="single" w:sz="4" w:space="0" w:color="C9CFD4"/>
+              <w:right w:val="single" w:sz="4" w:space="0" w:color="C9CFD4"/>
+            </w:tcBorders>
+            <w:tcMar>
+              <w:top w:w="70" w:type="dxa"/>
+              <w:left w:w="100" w:type="dxa"/>
+              <w:bottom w:w="70" w:type="dxa"/>
+              <w:right w:w="100" w:type="dxa"/>
+            </w:tcMar>
+          </w:tcPr>
+          <w:p>
+            <w:pPr>
+              <w:spacing w:after="30"/>
+            </w:pPr>
+            <w:r>
+              <w:rPr>
+                <w:sz w:val="18"/>
+                <w:szCs w:val="18"/>
+              </w:rPr>
+              <w:t xml:space="preserve">Dante Tárraga</w:t>
+            </w:r>
+          </w:p>
+        </w:tc>
+        <w:tc>
+          <w:tcPr>
+            <w:tcW w:w="1400" w:type="dxa"/>
+            <w:tcBorders>
+              <w:top w:val="single" w:sz="4" w:space="0" w:color="C9CFD4"/>
+              <w:left w:val="single" w:sz="4" w:space="0" w:color="C9CFD4"/>
+              <w:bottom w:val="single" w:sz="4" w:space="0" w:color="C9CFD4"/>
+              <w:right w:val="single" w:sz="4" w:space="0" w:color="C9CFD4"/>
+            </w:tcBorders>
+            <w:tcMar>
+              <w:top w:w="70" w:type="dxa"/>
+              <w:left w:w="100" w:type="dxa"/>
+              <w:bottom w:w="70" w:type="dxa"/>
+              <w:right w:w="100" w:type="dxa"/>
+            </w:tcMar>
+          </w:tcPr>
+          <w:p>
+            <w:pPr>
+              <w:spacing w:after="30"/>
+            </w:pPr>
+            <w:r>
+              <w:rPr>
+                <w:sz w:val="18"/>
+                <w:szCs w:val="18"/>
+              </w:rPr>
+              <w:t xml:space="preserve">Pendiente</w:t>
+            </w:r>
+          </w:p>
+        </w:tc>
+      </w:tr>
+      <w:tr>
+        <w:trPr>
+          <w:cantSplit/>
+        </w:trPr>
+        <w:tc>
+          <w:tcPr>
+            <w:tcW w:w="700" w:type="dxa"/>
+            <w:tcBorders>
+              <w:top w:val="single" w:sz="4" w:space="0" w:color="C9CFD4"/>
+              <w:left w:val="single" w:sz="4" w:space="0" w:color="C9CFD4"/>
+              <w:bottom w:val="single" w:sz="4" w:space="0" w:color="C9CFD4"/>
+              <w:right w:val="single" w:sz="4" w:space="0" w:color="C9CFD4"/>
+            </w:tcBorders>
+            <w:tcMar>
+              <w:top w:w="70" w:type="dxa"/>
+              <w:left w:w="100" w:type="dxa"/>
+              <w:bottom w:w="70" w:type="dxa"/>
+              <w:right w:w="100" w:type="dxa"/>
+            </w:tcMar>
+          </w:tcPr>
+          <w:p>
+            <w:pPr>
+              <w:spacing w:after="30"/>
+            </w:pPr>
+            <w:r>
+              <w:rPr>
+                <w:sz w:val="18"/>
+                <w:szCs w:val="18"/>
+              </w:rPr>
+              <w:t xml:space="preserve">6</w:t>
+            </w:r>
+          </w:p>
+        </w:tc>
+        <w:tc>
+          <w:tcPr>
+            <w:tcW w:w="5460" w:type="dxa"/>
+            <w:tcBorders>
+              <w:top w:val="single" w:sz="4" w:space="0" w:color="C9CFD4"/>
+              <w:left w:val="single" w:sz="4" w:space="0" w:color="C9CFD4"/>
+              <w:bottom w:val="single" w:sz="4" w:space="0" w:color="C9CFD4"/>
+              <w:right w:val="single" w:sz="4" w:space="0" w:color="C9CFD4"/>
+            </w:tcBorders>
+            <w:tcMar>
+              <w:top w:w="70" w:type="dxa"/>
+              <w:left w:w="100" w:type="dxa"/>
+              <w:bottom w:w="70" w:type="dxa"/>
+              <w:right w:w="100" w:type="dxa"/>
+            </w:tcMar>
+          </w:tcPr>
+          <w:p>
+            <w:pPr>
+              <w:spacing w:after="30"/>
+            </w:pPr>
+            <w:r>
+              <w:rPr>
+                <w:sz w:val="18"/>
+                <w:szCs w:val="18"/>
+              </w:rPr>
+              <w:t xml:space="preserve">Reproducir DEF-03 y DEF-04 en una instancia nueva y registrarlos en Jira citando la sesión exploratoria 1.</w:t>
             </w:r>
           </w:p>
         </w:tc>

--- a/docs/Matriz de trazabilidad v1 — PrestaShop.docx
+++ b/docs/Matriz de trazabilidad v1 — PrestaShop.docx
@@ -109,7 +109,7 @@
                 <w:sz w:val="20"/>
                 <w:szCs w:val="20"/>
               </w:rPr>
-              <w:t xml:space="preserve"> con sus casos de prueba y con los defectos hallados. 5 requisitos tienen casos ejecutados (cobertura </w:t>
+              <w:t xml:space="preserve"> con sus casos y defectos. 6 tienen casos (cobertura </w:t>
             </w:r>
             <w:r>
               <w:rPr>
@@ -118,14 +118,14 @@
                 <w:sz w:val="20"/>
                 <w:szCs w:val="20"/>
               </w:rPr>
-              <w:t xml:space="preserve">71 %</w:t>
+              <w:t xml:space="preserve">86 %</w:t>
             </w:r>
             <w:r>
               <w:rPr>
                 <w:sz w:val="20"/>
                 <w:szCs w:val="20"/>
               </w:rPr>
-              <w:t xml:space="preserve">) y 2 quedan como huecos: compra completa (R4) y catálogo (R7). R6 (cuenta) se cubrió en parte el 21 de octubre con la tabla de decisión y la sesión exploratoria 1. Los requisitos están inferidos de la pantalla porque la demo no publica un documento de requisitos.</w:t>
+              <w:t xml:space="preserve">). Solo falta la compra completa (R4). Los requisitos se sacaron de la pantalla porque la demo no publica un documento de requisitos.</w:t>
             </w:r>
           </w:p>
         </w:tc>
@@ -277,7 +277,7 @@
                 <w:sz w:val="18"/>
                 <w:szCs w:val="18"/>
               </w:rPr>
-              <w:t xml:space="preserve">19 de octubre de 2026 · actualizada el 21 de octubre de 2026 (R6)</w:t>
+              <w:t xml:space="preserve">19 de octubre de 2026 (actualizada el 21 de octubre)</w:t>
             </w:r>
           </w:p>
         </w:tc>
@@ -343,7 +343,7 @@
                 <w:sz w:val="18"/>
                 <w:szCs w:val="18"/>
               </w:rPr>
-              <w:t xml:space="preserve">Casos de prueba manuales v1 (CP-01 a CP-12), pruebas rápidas de accesibilidad 1 a 5, Tabla de decisión v1 (TD-01 a TD-04), sesión exploratoria 1 y Reporte de defectos v1</w:t>
+              <w:t xml:space="preserve">Casos manuales v1 (CP-01 a CP-12), pruebas de accesibilidad 1 a 5, tabla de decisión (TD-01 a TD-04), sesión exploratoria 1, casos del catálogo (CC-01 a CC-18) y reporte de defectos</w:t>
             </w:r>
           </w:p>
         </w:tc>
@@ -1719,7 +1719,7 @@
                 <w:sz w:val="18"/>
                 <w:szCs w:val="18"/>
               </w:rPr>
-              <w:t xml:space="preserve">TD-01, TD-02, TD-03, TD-04 y sesión exploratoria 1</w:t>
+              <w:t xml:space="preserve">TD-01 a TD-04 y sesión exploratoria 1</w:t>
             </w:r>
           </w:p>
         </w:tc>
@@ -1748,7 +1748,7 @@
                 <w:sz w:val="18"/>
                 <w:szCs w:val="18"/>
               </w:rPr>
-              <w:t xml:space="preserve">TD-02 pasó; TD-01, TD-03 y TD-04 por ejecutar; sesión exploratoria 1 hecha</w:t>
+              <w:t xml:space="preserve">TD-02 pasó; 3 por ejecutar</w:t>
             </w:r>
           </w:p>
         </w:tc>
@@ -1815,7 +1815,7 @@
                 <w:sz w:val="18"/>
                 <w:szCs w:val="18"/>
               </w:rPr>
-              <w:t xml:space="preserve"> falta crear una cuenta real (TD-01) e iniciar y cerrar sesión; necesitan una contraseña válida.</w:t>
+              <w:t xml:space="preserve"> falta crear una cuenta, entrar y salir.</w:t>
             </w:r>
           </w:p>
         </w:tc>
@@ -1904,12 +1904,10 @@
             </w:pPr>
             <w:r>
               <w:rPr>
-                <w:b/>
-                <w:bCs/>
-                <w:sz w:val="18"/>
-                <w:szCs w:val="18"/>
-              </w:rPr>
-              <w:t xml:space="preserve">SIN CASOS</w:t>
+                <w:sz w:val="18"/>
+                <w:szCs w:val="18"/>
+              </w:rPr>
+              <w:t xml:space="preserve">CC-01 a CC-18</w:t>
             </w:r>
           </w:p>
         </w:tc>
@@ -1938,7 +1936,7 @@
                 <w:sz w:val="18"/>
                 <w:szCs w:val="18"/>
               </w:rPr>
-              <w:t xml:space="preserve">Sin ejecutar</w:t>
+              <w:t xml:space="preserve">16 pasaron y 2 fallaron</w:t>
             </w:r>
           </w:p>
         </w:tc>
@@ -1967,7 +1965,7 @@
                 <w:sz w:val="18"/>
                 <w:szCs w:val="18"/>
               </w:rPr>
-              <w:t xml:space="preserve">—</w:t>
+              <w:t xml:space="preserve">DEF-05</w:t>
             </w:r>
           </w:p>
         </w:tc>
@@ -1993,19 +1991,10 @@
             </w:pPr>
             <w:r>
               <w:rPr>
-                <w:b/>
-                <w:bCs/>
-                <w:sz w:val="18"/>
-                <w:szCs w:val="18"/>
-              </w:rPr>
-              <w:t xml:space="preserve">HUECO DE COBERTURA:</w:t>
-            </w:r>
-            <w:r>
-              <w:rPr>
-                <w:sz w:val="18"/>
-                <w:szCs w:val="18"/>
-              </w:rPr>
-              <w:t xml:space="preserve"> módulo de prioridad alta.</w:t>
+                <w:sz w:val="18"/>
+                <w:szCs w:val="18"/>
+              </w:rPr>
+              <w:t xml:space="preserve">Búsqueda, categorías, filtros, orden y variantes.</w:t>
             </w:r>
           </w:p>
         </w:tc>
@@ -2062,21 +2051,7 @@
       </w:pPr>
       <w:r>
         <w:rPr/>
-        <w:t xml:space="preserve">R7 (Catalog) no tiene casos. Es un módulo de prioridad alta, así que es el hueco principal.</w:t>
-      </w:r>
-    </w:p>
-    <w:p>
-      <w:pPr>
-        <w:pStyle w:val="Prrafodelista"/>
-        <w:numPr>
-          <w:ilvl w:val="0"/>
-          <w:numId w:val="2"/>
-        </w:numPr>
-        <w:spacing w:after="80" w:line="290" w:lineRule="auto"/>
-      </w:pPr>
-      <w:r>
-        <w:rPr/>
-        <w:t xml:space="preserve">R6 (Log in y Sign up) tiene 4 casos de la tabla de decisión (1 ejecutado) y la sesión exploratoria 1, pero falta crear una cuenta real, el inicio y el cierre de sesión y el correo ya registrado.</w:t>
+        <w:t xml:space="preserve">R6 (cuenta) tiene casos, pero falta crear una cuenta real y probar entrar y salir.</w:t>
       </w:r>
     </w:p>
     <w:p>
@@ -2118,7 +2093,7 @@
       </w:pPr>
       <w:r>
         <w:rPr/>
-        <w:t xml:space="preserve">No hay casos sin requisito: los 12 casos del carrito, las 5 pruebas de accesibilidad y los 4 casos de la tabla de decisión quedaron asociados.</w:t>
+        <w:t xml:space="preserve">No hay casos sin requisito: todos los casos (carrito, accesibilidad, tabla de decisión y catálogo) tienen su requisito.</w:t>
       </w:r>
     </w:p>
     <w:p>
@@ -2190,7 +2165,21 @@
       </w:pPr>
       <w:r>
         <w:rPr/>
-        <w:t xml:space="preserve">R6 tiene dos defectos de la sesión exploratoria 1: DEF-03 (error 500 con un correo que termina en «@») y DEF-04 (mensaje de formato para una fecha futura). Los dos son de severidad media o baja.</w:t>
+        <w:t xml:space="preserve">R6 tiene DEF-03 y DEF-04, del registro de cuenta.</w:t>
+      </w:r>
+    </w:p>
+    <w:p>
+      <w:pPr>
+        <w:pStyle w:val="Prrafodelista"/>
+        <w:numPr>
+          <w:ilvl w:val="0"/>
+          <w:numId w:val="2"/>
+        </w:numPr>
+        <w:spacing w:after="80" w:line="290" w:lineRule="auto"/>
+      </w:pPr>
+      <w:r>
+        <w:rPr/>
+        <w:t xml:space="preserve">R7 tiene DEF-05: la búsqueda muestra productos que no tienen relación.</w:t>
       </w:r>
     </w:p>
     <w:p>
@@ -2386,7 +2375,7 @@
                 <w:sz w:val="18"/>
                 <w:szCs w:val="18"/>
               </w:rPr>
-              <w:t xml:space="preserve">5 de 7 (R1, R2, R3, R5 y R6)</w:t>
+              <w:t xml:space="preserve">6 de 7 (R1, R2, R3, R5, R6 y R7)</w:t>
             </w:r>
           </w:p>
         </w:tc>
@@ -2415,7 +2404,7 @@
                 <w:sz w:val="18"/>
                 <w:szCs w:val="18"/>
               </w:rPr>
-              <w:t xml:space="preserve">71 %</w:t>
+              <w:t xml:space="preserve">86 %</w:t>
             </w:r>
           </w:p>
         </w:tc>
@@ -2478,7 +2467,7 @@
                 <w:sz w:val="18"/>
                 <w:szCs w:val="18"/>
               </w:rPr>
-              <w:t xml:space="preserve">5 de 7 (R1, R2, R3, R5 y R6)</w:t>
+              <w:t xml:space="preserve">6 de 7 (R1, R2, R3, R5, R6 y R7)</w:t>
             </w:r>
           </w:p>
         </w:tc>
@@ -2507,7 +2496,7 @@
                 <w:sz w:val="18"/>
                 <w:szCs w:val="18"/>
               </w:rPr>
-              <w:t xml:space="preserve">71 %</w:t>
+              <w:t xml:space="preserve">86 %</w:t>
             </w:r>
           </w:p>
         </w:tc>
@@ -2570,7 +2559,7 @@
                 <w:sz w:val="18"/>
                 <w:szCs w:val="18"/>
               </w:rPr>
-              <w:t xml:space="preserve">2 de 7 (R4 y R7)</w:t>
+              <w:t xml:space="preserve">1 de 7 (R4)</w:t>
             </w:r>
           </w:p>
         </w:tc>
@@ -2599,7 +2588,7 @@
                 <w:sz w:val="18"/>
                 <w:szCs w:val="18"/>
               </w:rPr>
-              <w:t xml:space="preserve">29 %</w:t>
+              <w:t xml:space="preserve">14 %</w:t>
             </w:r>
           </w:p>
         </w:tc>
@@ -2623,7 +2612,7 @@
       </w:r>
       <w:r>
         <w:rPr/>
-        <w:t xml:space="preserve"> la cobertura mide presencia de casos, no su calidad. R1 a R3 tienen casos de clases de equivalencia y valores límite (0, 1, 2, 299, 300 y 301), pero de un solo producto; R5 tiene pruebas manuales rápidas, no una auditoría completa; R6 cuenta como ejecutado con 1 de sus 4 casos.</w:t>
+        <w:t xml:space="preserve"> la cobertura mide presencia de casos, no su calidad. R1 a R3 tienen casos de clases de equivalencia y valores límite (0, 1, 2, 299, 300 y 301), pero de un solo producto; R5 tiene pruebas manuales rápidas, no una auditoría completa. R6 cuenta con 1 de sus 4 casos ejecutado.</w:t>
       </w:r>
     </w:p>
     <w:p>
@@ -3035,7 +3024,7 @@
                 <w:sz w:val="18"/>
                 <w:szCs w:val="18"/>
               </w:rPr>
-              <w:t xml:space="preserve">Pendiente</w:t>
+              <w:t xml:space="preserve">Hecho (21-oct-2026)</w:t>
             </w:r>
           </w:p>
         </w:tc>
@@ -3461,7 +3450,7 @@
                 <w:sz w:val="18"/>
                 <w:szCs w:val="18"/>
               </w:rPr>
-              <w:t xml:space="preserve">Reproducir DEF-03 y DEF-04 en una instancia nueva y registrarlos en Jira citando la sesión exploratoria 1.</w:t>
+              <w:t xml:space="preserve">Reproducir DEF-03, DEF-04 y DEF-05 y registrarlos en Jira.</w:t>
             </w:r>
           </w:p>
         </w:tc>

--- a/docs/Matriz de trazabilidad v1 — PrestaShop.docx
+++ b/docs/Matriz de trazabilidad v1 — PrestaShop.docx
@@ -109,7 +109,7 @@
                 <w:sz w:val="20"/>
                 <w:szCs w:val="20"/>
               </w:rPr>
-              <w:t xml:space="preserve"> con sus casos y defectos. 6 tienen casos (cobertura </w:t>
+              <w:t xml:space="preserve"> con sus casos y defectos. Los 7 tienen casos (cobertura </w:t>
             </w:r>
             <w:r>
               <w:rPr>
@@ -118,14 +118,14 @@
                 <w:sz w:val="20"/>
                 <w:szCs w:val="20"/>
               </w:rPr>
-              <w:t xml:space="preserve">86 %</w:t>
+              <w:t xml:space="preserve">100 %</w:t>
             </w:r>
             <w:r>
               <w:rPr>
                 <w:sz w:val="20"/>
                 <w:szCs w:val="20"/>
               </w:rPr>
-              <w:t xml:space="preserve">). Solo falta la compra completa (R4). Los requisitos se sacaron de la pantalla porque la demo no publica un documento de requisitos.</w:t>
+              <w:t xml:space="preserve">). Los requisitos se sacaron de la pantalla porque la demo no publica un documento de requisitos.</w:t>
             </w:r>
           </w:p>
         </w:tc>
@@ -343,7 +343,7 @@
                 <w:sz w:val="18"/>
                 <w:szCs w:val="18"/>
               </w:rPr>
-              <w:t xml:space="preserve">Casos manuales v1 (CP-01 a CP-12), pruebas de accesibilidad 1 a 5, tabla de decisión (TD-01 a TD-04), sesión exploratoria 1, casos del catálogo (CC-01 a CC-18) y reporte de defectos</w:t>
+              <w:t xml:space="preserve">Casos manuales v1 (CP-01 a CP-12), pruebas de accesibilidad 1 a 5, tabla de decisión (TD-01 a TD-04), sesión exploratoria 1, casos del catálogo (CC-01 a CC-18), casos del checkout (CK-01 a CK-09) y reporte de defectos</w:t>
             </w:r>
           </w:p>
         </w:tc>
@@ -1347,12 +1347,10 @@
             </w:pPr>
             <w:r>
               <w:rPr>
-                <w:b/>
-                <w:bCs/>
-                <w:sz w:val="18"/>
-                <w:szCs w:val="18"/>
-              </w:rPr>
-              <w:t xml:space="preserve">SIN CASOS</w:t>
+                <w:sz w:val="18"/>
+                <w:szCs w:val="18"/>
+              </w:rPr>
+              <w:t xml:space="preserve">CK-01 a CK-09</w:t>
             </w:r>
           </w:p>
         </w:tc>
@@ -1381,7 +1379,7 @@
                 <w:sz w:val="18"/>
                 <w:szCs w:val="18"/>
               </w:rPr>
-              <w:t xml:space="preserve">Recorrido sin caso formal</w:t>
+              <w:t xml:space="preserve">8 pasaron y CK-01 falló; la compra completa (CK-09) pasó</w:t>
             </w:r>
           </w:p>
         </w:tc>
@@ -1410,7 +1408,7 @@
                 <w:sz w:val="18"/>
                 <w:szCs w:val="18"/>
               </w:rPr>
-              <w:t xml:space="preserve">—</w:t>
+              <w:t xml:space="preserve">DEF-03</w:t>
             </w:r>
           </w:p>
         </w:tc>
@@ -1436,19 +1434,10 @@
             </w:pPr>
             <w:r>
               <w:rPr>
-                <w:b/>
-                <w:bCs/>
-                <w:sz w:val="18"/>
-                <w:szCs w:val="18"/>
-              </w:rPr>
-              <w:t xml:space="preserve">HUECO DE COBERTURA.</w:t>
-            </w:r>
-            <w:r>
-              <w:rPr>
-                <w:sz w:val="18"/>
-                <w:szCs w:val="18"/>
-              </w:rPr>
-              <w:t xml:space="preserve"> Se recorrió el 07-oct-2026 (pedido TCPDKGKBS, €31.34) para mapear endpoints, sin resultado esperado escrito.</w:t>
+                <w:sz w:val="18"/>
+                <w:szCs w:val="18"/>
+              </w:rPr>
+              <w:t xml:space="preserve">Pedido OJJKGSAGV como invitado, €31.34 (21-oct-2026).</w:t>
             </w:r>
           </w:p>
         </w:tc>
@@ -2051,7 +2040,7 @@
       </w:pPr>
       <w:r>
         <w:rPr/>
-        <w:t xml:space="preserve">R6 (cuenta) tiene casos, pero falta crear una cuenta real y probar entrar y salir.</w:t>
+        <w:t xml:space="preserve">R6 es el único requisito con casos sin ejecutar: TD-01, TD-03 y TD-04 necesitan una contraseña.</w:t>
       </w:r>
     </w:p>
     <w:p>
@@ -2065,7 +2054,7 @@
       </w:pPr>
       <w:r>
         <w:rPr/>
-        <w:t xml:space="preserve">R4 no tiene un caso formal: la compra completa se recorrió para el mapa de flujos, pero sin pasos, datos y resultado esperado escritos.</w:t>
+        <w:t xml:space="preserve">CP-02 y CP-11 se repitieron con la talla M negra (21-oct): DEF-01 y DEF-02 se repiten, así que no dependen del producto.</w:t>
       </w:r>
     </w:p>
     <w:p>
@@ -2079,21 +2068,7 @@
       </w:pPr>
       <w:r>
         <w:rPr/>
-        <w:t xml:space="preserve">R1 a R3 cubren un solo producto (Hummingbird printed t-shirt, S, blanco). Otra talla o color, o un producto con compra mínima mayor que 1, quedan para la v2.</w:t>
-      </w:r>
-    </w:p>
-    <w:p>
-      <w:pPr>
-        <w:pStyle w:val="Prrafodelista"/>
-        <w:numPr>
-          <w:ilvl w:val="0"/>
-          <w:numId w:val="2"/>
-        </w:numPr>
-        <w:spacing w:after="80" w:line="290" w:lineRule="auto"/>
-      </w:pPr>
-      <w:r>
-        <w:rPr/>
-        <w:t xml:space="preserve">No hay casos sin requisito: todos los casos (carrito, accesibilidad, tabla de decisión y catálogo) tienen su requisito.</w:t>
+        <w:t xml:space="preserve">No hay casos sin requisito: todos los casos (carrito, accesibilidad, tabla de decisión, catálogo y checkout) tienen su requisito.</w:t>
       </w:r>
     </w:p>
     <w:p>
@@ -2165,7 +2140,7 @@
       </w:pPr>
       <w:r>
         <w:rPr/>
-        <w:t xml:space="preserve">R6 tiene DEF-03 y DEF-04, del registro de cuenta.</w:t>
+        <w:t xml:space="preserve">R6 tiene DEF-03 y DEF-04, del registro de cuenta. DEF-03 también aparece en el checkout (R4).</w:t>
       </w:r>
     </w:p>
     <w:p>
@@ -2375,7 +2350,7 @@
                 <w:sz w:val="18"/>
                 <w:szCs w:val="18"/>
               </w:rPr>
-              <w:t xml:space="preserve">6 de 7 (R1, R2, R3, R5, R6 y R7)</w:t>
+              <w:t xml:space="preserve">7 de 7</w:t>
             </w:r>
           </w:p>
         </w:tc>
@@ -2404,7 +2379,7 @@
                 <w:sz w:val="18"/>
                 <w:szCs w:val="18"/>
               </w:rPr>
-              <w:t xml:space="preserve">86 %</w:t>
+              <w:t xml:space="preserve">100 %</w:t>
             </w:r>
           </w:p>
         </w:tc>
@@ -2467,7 +2442,7 @@
                 <w:sz w:val="18"/>
                 <w:szCs w:val="18"/>
               </w:rPr>
-              <w:t xml:space="preserve">6 de 7 (R1, R2, R3, R5, R6 y R7)</w:t>
+              <w:t xml:space="preserve">7 de 7</w:t>
             </w:r>
           </w:p>
         </w:tc>
@@ -2496,7 +2471,7 @@
                 <w:sz w:val="18"/>
                 <w:szCs w:val="18"/>
               </w:rPr>
-              <w:t xml:space="preserve">86 %</w:t>
+              <w:t xml:space="preserve">100 %</w:t>
             </w:r>
           </w:p>
         </w:tc>
@@ -2559,7 +2534,7 @@
                 <w:sz w:val="18"/>
                 <w:szCs w:val="18"/>
               </w:rPr>
-              <w:t xml:space="preserve">1 de 7 (R4)</w:t>
+              <w:t xml:space="preserve">0 de 7</w:t>
             </w:r>
           </w:p>
         </w:tc>
@@ -2588,7 +2563,7 @@
                 <w:sz w:val="18"/>
                 <w:szCs w:val="18"/>
               </w:rPr>
-              <w:t xml:space="preserve">14 %</w:t>
+              <w:t xml:space="preserve">0 %</w:t>
             </w:r>
           </w:p>
         </w:tc>
@@ -2903,7 +2878,7 @@
                 <w:sz w:val="18"/>
                 <w:szCs w:val="18"/>
               </w:rPr>
-              <w:t xml:space="preserve">En curso: faltan TD-01, TD-03 y TD-04</w:t>
+              <w:t xml:space="preserve">En curso: TD-01, TD-03 y TD-04 los ejecuta el autor (necesitan contraseña)</w:t>
             </w:r>
           </w:p>
         </w:tc>
@@ -3145,7 +3120,7 @@
                 <w:sz w:val="18"/>
                 <w:szCs w:val="18"/>
               </w:rPr>
-              <w:t xml:space="preserve">Pendiente</w:t>
+              <w:t xml:space="preserve">Hecho: CK-09 (21-oct-2026)</w:t>
             </w:r>
           </w:p>
         </w:tc>
@@ -3266,7 +3241,7 @@
                 <w:sz w:val="18"/>
                 <w:szCs w:val="18"/>
               </w:rPr>
-              <w:t xml:space="preserve">Pendiente</w:t>
+              <w:t xml:space="preserve">Hecho: se repiten (21-oct-2026)</w:t>
             </w:r>
           </w:p>
         </w:tc>
@@ -3387,7 +3362,7 @@
                 <w:sz w:val="18"/>
                 <w:szCs w:val="18"/>
               </w:rPr>
-              <w:t xml:space="preserve">Pendiente</w:t>
+              <w:t xml:space="preserve">Para la próxima clase</w:t>
             </w:r>
           </w:p>
         </w:tc>
@@ -3508,7 +3483,7 @@
                 <w:sz w:val="18"/>
                 <w:szCs w:val="18"/>
               </w:rPr>
-              <w:t xml:space="preserve">Pendiente</w:t>
+              <w:t xml:space="preserve">Hecho: PS-20, PS-21 y PS-22</w:t>
             </w:r>
           </w:p>
         </w:tc>
